--- a/高考130分以上难度_三角函数恒等变换习题册_50题.docx
+++ b/高考130分以上难度_三角函数恒等变换习题册_50题.docx
@@ -4,2391 +4,280 @@
   <w:body>
     <w:p>
       <w:pPr>
-        <w:jc w:val="center"/>
+        <w:pStyle w:val="Title"/>
       </w:pPr>
       <w:r>
-        <w:rPr>
-          <w:rFonts w:ascii="SimSun" w:hAnsi="SimSun" w:eastAsia="宋体"/>
-          <w:b/>
-          <w:sz w:val="40"/>
-        </w:rPr>
-        <w:t>高考130分以上难度：三角函数恒等变换习题册</w:t>
-      </w:r>
-    </w:p>
-    <w:p>
-      <w:pPr>
-        <w:jc w:val="center"/>
-      </w:pPr>
-      <w:r>
-        <w:rPr>
-          <w:rFonts w:ascii="SimSun" w:hAnsi="SimSun" w:eastAsia="宋体"/>
-          <w:b w:val="0"/>
-          <w:sz w:val="24"/>
-        </w:rPr>
-        <w:t>50道提升训练题（不含答案）</w:t>
-      </w:r>
-    </w:p>
-    <w:p/>
-    <w:tbl>
-      <w:tblPr>
-        <w:tblStyle w:val="TableGrid"/>
-        <w:tblW w:type="auto" w:w="0"/>
-        <w:jc w:val="center"/>
-        <w:tblLook w:firstColumn="1" w:firstRow="1" w:lastColumn="0" w:lastRow="0" w:noHBand="0" w:noVBand="1" w:val="04A0"/>
-      </w:tblPr>
-      <w:tblGrid>
-        <w:gridCol w:w="4986"/>
-        <w:gridCol w:w="4986"/>
-      </w:tblGrid>
-      <w:tr>
-        <w:tc>
-          <w:tcPr>
-            <w:tcW w:type="dxa" w:w="4986"/>
-            <w:vAlign w:val="center"/>
-          </w:tcPr>
-          <w:p>
-            <w:r/>
-            <w:r>
-              <w:rPr>
-                <w:rFonts w:ascii="SimSun" w:hAnsi="SimSun" w:eastAsia="宋体"/>
-                <w:b/>
-                <w:sz w:val="21"/>
-              </w:rPr>
-              <w:t>使用建议</w:t>
-            </w:r>
-          </w:p>
-        </w:tc>
-        <w:tc>
-          <w:tcPr>
-            <w:tcW w:type="dxa" w:w="4986"/>
-            <w:vAlign w:val="center"/>
-          </w:tcPr>
-          <w:p>
-            <w:r/>
-            <w:r>
-              <w:rPr>
-                <w:rFonts w:ascii="SimSun" w:hAnsi="SimSun" w:eastAsia="宋体"/>
-                <w:b w:val="0"/>
-                <w:sz w:val="21"/>
-              </w:rPr>
-              <w:t>先做恒等变换，再核对答案册；重点检查和差化积、积化和差、倍角、半角、三倍角与三角形内角恒等式。</w:t>
-            </w:r>
-          </w:p>
-        </w:tc>
-      </w:tr>
-      <w:tr>
-        <w:tc>
-          <w:tcPr>
-            <w:tcW w:type="dxa" w:w="4986"/>
-            <w:vAlign w:val="center"/>
-          </w:tcPr>
-          <w:p>
-            <w:r/>
-            <w:r>
-              <w:rPr>
-                <w:rFonts w:ascii="SimSun" w:hAnsi="SimSun" w:eastAsia="宋体"/>
-                <w:b/>
-                <w:sz w:val="21"/>
-              </w:rPr>
-              <w:t>难度定位</w:t>
-            </w:r>
-          </w:p>
-        </w:tc>
-        <w:tc>
-          <w:tcPr>
-            <w:tcW w:type="dxa" w:w="4986"/>
-            <w:vAlign w:val="center"/>
-          </w:tcPr>
-          <w:p>
-            <w:r/>
-            <w:r>
-              <w:rPr>
-                <w:rFonts w:ascii="SimSun" w:hAnsi="SimSun" w:eastAsia="宋体"/>
-                <w:b w:val="0"/>
-                <w:sz w:val="21"/>
-              </w:rPr>
-              <w:t>面向高考数学130分以上目标学生，侧重复杂恒等变形链条与结构识别。</w:t>
-            </w:r>
-          </w:p>
-        </w:tc>
-      </w:tr>
-      <w:tr>
-        <w:tc>
-          <w:tcPr>
-            <w:tcW w:type="dxa" w:w="4986"/>
-            <w:vAlign w:val="center"/>
-          </w:tcPr>
-          <w:p>
-            <w:r/>
-            <w:r>
-              <w:rPr>
-                <w:rFonts w:ascii="SimSun" w:hAnsi="SimSun" w:eastAsia="宋体"/>
-                <w:b/>
-                <w:sz w:val="21"/>
-              </w:rPr>
-              <w:t>注意</w:t>
-            </w:r>
-          </w:p>
-        </w:tc>
-        <w:tc>
-          <w:tcPr>
-            <w:tcW w:type="dxa" w:w="4986"/>
-            <w:vAlign w:val="center"/>
-          </w:tcPr>
-          <w:p>
-            <w:r/>
-            <w:r>
-              <w:rPr>
-                <w:rFonts w:ascii="SimSun" w:hAnsi="SimSun" w:eastAsia="宋体"/>
-                <w:b w:val="0"/>
-                <w:sz w:val="21"/>
-              </w:rPr>
-              <w:t>题中未特别说明时，均默认分母不为0且相关三角函数有意义。</w:t>
-            </w:r>
-          </w:p>
-        </w:tc>
-      </w:tr>
-    </w:tbl>
-    <w:p/>
-    <w:p>
-      <w:pPr>
-        <w:pStyle w:val="Heading1"/>
-      </w:pPr>
-      <w:r>
-        <w:rPr>
-          <w:rFonts w:ascii="SimSun" w:hAnsi="SimSun" w:eastAsia="宋体"/>
-          <w:b w:val="0"/>
-          <w:sz w:val="28"/>
-        </w:rPr>
-        <w:t>一、代数化简与基础恒等式</w:t>
-      </w:r>
-    </w:p>
-    <w:p>
-      <w:pPr>
-        <w:spacing w:after="80"/>
-      </w:pPr>
-      <w:r>
-        <w:rPr>
-          <w:rFonts w:ascii="SimSun" w:hAnsi="SimSun" w:eastAsia="宋体"/>
-          <w:b/>
-          <w:sz w:val="22"/>
-        </w:rPr>
-        <w:t>1. 设 cos x+cos 3x+cos 5x ≠ 0，化简：S=(sin x+sin 3x+sin 5x)/(cos x+cos 3x+cos 5x)。</w:t>
+        <w:t>高考130分以上难度：三角函数恒等变换习题册（50题）</w:t>
       </w:r>
     </w:p>
     <w:p>
       <w:r>
-        <w:rPr>
-          <w:rFonts w:ascii="SimSun" w:hAnsi="SimSun" w:eastAsia="宋体"/>
-          <w:b w:val="0"/>
-          <w:sz w:val="20"/>
-        </w:rPr>
-        <w:t>答：________________________________________________________________________________</w:t>
+        <w:t>说明：本套题聚焦恒等变换、条件求值与综合方程，难度对标高考130分以上冲刺。</w:t>
       </w:r>
     </w:p>
     <w:p>
       <w:r>
-        <w:rPr>
-          <w:rFonts w:ascii="SimSun" w:hAnsi="SimSun" w:eastAsia="宋体"/>
-          <w:b w:val="0"/>
-          <w:sz w:val="20"/>
-        </w:rPr>
-        <w:t>答：________________________________________________________________________________</w:t>
+        <w:t>建议：先独立完成，再对照答案册进行反思总结。</w:t>
       </w:r>
     </w:p>
     <w:p>
       <w:r>
-        <w:rPr>
-          <w:rFonts w:ascii="SimSun" w:hAnsi="SimSun" w:eastAsia="宋体"/>
-          <w:b w:val="0"/>
-          <w:sz w:val="20"/>
-        </w:rPr>
-        <w:t>答：________________________________________________________________________________</w:t>
-      </w:r>
-    </w:p>
-    <w:p>
-      <w:pPr>
-        <w:spacing w:after="80"/>
-      </w:pPr>
-      <w:r>
-        <w:rPr>
-          <w:rFonts w:ascii="SimSun" w:hAnsi="SimSun" w:eastAsia="宋体"/>
-          <w:b/>
-          <w:sz w:val="22"/>
-        </w:rPr>
-        <w:t>2. 设 cos x+cos 2x+cos 3x ≠ 0，化简：S=(sin x+sin 2x+sin 3x)/(cos x+cos 2x+cos 3x)。</w:t>
+        <w:t>1. 化简：A=(sinx+cosx)^4+(sinx-cosx)^4。</w:t>
       </w:r>
     </w:p>
     <w:p>
       <w:r>
-        <w:rPr>
-          <w:rFonts w:ascii="SimSun" w:hAnsi="SimSun" w:eastAsia="宋体"/>
-          <w:b w:val="0"/>
-          <w:sz w:val="20"/>
-        </w:rPr>
-        <w:t>答：________________________________________________________________________________</w:t>
+        <w:t>2. 证明：(1-cos2x)/(1+cos2x)=tan^2x。</w:t>
       </w:r>
     </w:p>
     <w:p>
       <w:r>
-        <w:rPr>
-          <w:rFonts w:ascii="SimSun" w:hAnsi="SimSun" w:eastAsia="宋体"/>
-          <w:b w:val="0"/>
-          <w:sz w:val="20"/>
-        </w:rPr>
-        <w:t>答：________________________________________________________________________________</w:t>
+        <w:t>3. 化简：sin3x·cosx-cos3x·sinx。</w:t>
       </w:r>
     </w:p>
     <w:p>
       <w:r>
-        <w:rPr>
-          <w:rFonts w:ascii="SimSun" w:hAnsi="SimSun" w:eastAsia="宋体"/>
-          <w:b w:val="0"/>
-          <w:sz w:val="20"/>
-        </w:rPr>
-        <w:t>答：________________________________________________________________________________</w:t>
-      </w:r>
-    </w:p>
-    <w:p>
-      <w:pPr>
-        <w:spacing w:after="80"/>
-      </w:pPr>
-      <w:r>
-        <w:rPr>
-          <w:rFonts w:ascii="SimSun" w:hAnsi="SimSun" w:eastAsia="宋体"/>
-          <w:b/>
-          <w:sz w:val="22"/>
-        </w:rPr>
-        <w:t>3. 化简：S=(sin 2x+sin 4x)/(cos 2x+cos 4x)，并写出恒等变形依据。</w:t>
+        <w:t>4. 化简：sin5x·sinx+cos5x·cosx。</w:t>
       </w:r>
     </w:p>
     <w:p>
       <w:r>
-        <w:rPr>
-          <w:rFonts w:ascii="SimSun" w:hAnsi="SimSun" w:eastAsia="宋体"/>
-          <w:b w:val="0"/>
-          <w:sz w:val="20"/>
-        </w:rPr>
-        <w:t>答：________________________________________________________________________________</w:t>
+        <w:t>5. 化简：(sin2x+sin4x)/(cos2x+cos4x)。</w:t>
       </w:r>
     </w:p>
     <w:p>
       <w:r>
-        <w:rPr>
-          <w:rFonts w:ascii="SimSun" w:hAnsi="SimSun" w:eastAsia="宋体"/>
-          <w:b w:val="0"/>
-          <w:sz w:val="20"/>
-        </w:rPr>
-        <w:t>答：________________________________________________________________________________</w:t>
+        <w:t>6. 化简：(1+tanx)^2/(1+tan^2x)。</w:t>
       </w:r>
     </w:p>
     <w:p>
       <w:r>
-        <w:rPr>
-          <w:rFonts w:ascii="SimSun" w:hAnsi="SimSun" w:eastAsia="宋体"/>
-          <w:b w:val="0"/>
-          <w:sz w:val="20"/>
-        </w:rPr>
-        <w:t>答：________________________________________________________________________________</w:t>
-      </w:r>
-    </w:p>
-    <w:p>
-      <w:pPr>
-        <w:spacing w:after="80"/>
-      </w:pPr>
-      <w:r>
-        <w:rPr>
-          <w:rFonts w:ascii="SimSun" w:hAnsi="SimSun" w:eastAsia="宋体"/>
-          <w:b/>
-          <w:sz w:val="22"/>
-        </w:rPr>
-        <w:t>4. 化简：S=(sin 5x-sin x)/(cos x-cos 5x)。</w:t>
+        <w:t>7. 化简：sinx/(1+cosx)+(1+cosx)/sinx。</w:t>
       </w:r>
     </w:p>
     <w:p>
       <w:r>
-        <w:rPr>
-          <w:rFonts w:ascii="SimSun" w:hAnsi="SimSun" w:eastAsia="宋体"/>
-          <w:b w:val="0"/>
-          <w:sz w:val="20"/>
-        </w:rPr>
-        <w:t>答：________________________________________________________________________________</w:t>
+        <w:t>8. 化简：cosx/(1-sinx)+(1-sinx)/cosx。</w:t>
       </w:r>
     </w:p>
     <w:p>
       <w:r>
-        <w:rPr>
-          <w:rFonts w:ascii="SimSun" w:hAnsi="SimSun" w:eastAsia="宋体"/>
-          <w:b w:val="0"/>
-          <w:sz w:val="20"/>
-        </w:rPr>
-        <w:t>答：________________________________________________________________________________</w:t>
+        <w:t>9. 化简：sin4x/(sinx·cosx)。</w:t>
       </w:r>
     </w:p>
     <w:p>
       <w:r>
-        <w:rPr>
-          <w:rFonts w:ascii="SimSun" w:hAnsi="SimSun" w:eastAsia="宋体"/>
-          <w:b w:val="0"/>
-          <w:sz w:val="20"/>
-        </w:rPr>
-        <w:t>答：________________________________________________________________________________</w:t>
-      </w:r>
-    </w:p>
-    <w:p>
-      <w:pPr>
-        <w:spacing w:after="80"/>
-      </w:pPr>
-      <w:r>
-        <w:rPr>
-          <w:rFonts w:ascii="SimSun" w:hAnsi="SimSun" w:eastAsia="宋体"/>
-          <w:b/>
-          <w:sz w:val="22"/>
-        </w:rPr>
-        <w:t>5. 化简：S=(cos x-cos 3x)/(sin 3x-sin x)。</w:t>
+        <w:t>10. 求值：cos20°·cos40°·cos80°。</w:t>
       </w:r>
     </w:p>
     <w:p>
       <w:r>
-        <w:rPr>
-          <w:rFonts w:ascii="SimSun" w:hAnsi="SimSun" w:eastAsia="宋体"/>
-          <w:b w:val="0"/>
-          <w:sz w:val="20"/>
-        </w:rPr>
-        <w:t>答：________________________________________________________________________________</w:t>
+        <w:t>11. 化简：(sinx+sin3x+sin5x)/(cosx+cos3x+cos5x)。</w:t>
       </w:r>
     </w:p>
     <w:p>
       <w:r>
-        <w:rPr>
-          <w:rFonts w:ascii="SimSun" w:hAnsi="SimSun" w:eastAsia="宋体"/>
-          <w:b w:val="0"/>
-          <w:sz w:val="20"/>
-        </w:rPr>
-        <w:t>答：________________________________________________________________________________</w:t>
+        <w:t>12. 化简：[(1-cosx)(1-cos2x)(1-cos4x)]/[(1+cosx)(1+cos2x)(1+cos4x)]。</w:t>
       </w:r>
     </w:p>
     <w:p>
       <w:r>
-        <w:rPr>
-          <w:rFonts w:ascii="SimSun" w:hAnsi="SimSun" w:eastAsia="宋体"/>
-          <w:b w:val="0"/>
-          <w:sz w:val="20"/>
-        </w:rPr>
-        <w:t>答：________________________________________________________________________________</w:t>
-      </w:r>
-    </w:p>
-    <w:p/>
-    <w:p>
-      <w:pPr>
-        <w:spacing w:after="80"/>
-      </w:pPr>
-      <w:r>
-        <w:rPr>
-          <w:rFonts w:ascii="SimSun" w:hAnsi="SimSun" w:eastAsia="宋体"/>
-          <w:b/>
-          <w:sz w:val="22"/>
-        </w:rPr>
-        <w:t>6. 化简：S=(1+cos 2x+cos 4x)/(sin 2x+sin 4x)。</w:t>
+        <w:t>13. 化简：cosx+cos3x+cos5x+cos7x。</w:t>
       </w:r>
     </w:p>
     <w:p>
       <w:r>
-        <w:rPr>
-          <w:rFonts w:ascii="SimSun" w:hAnsi="SimSun" w:eastAsia="宋体"/>
-          <w:b w:val="0"/>
-          <w:sz w:val="20"/>
-        </w:rPr>
-        <w:t>答：________________________________________________________________________________</w:t>
+        <w:t>14. 化简：sinx·sin3x+cosx·cos3x。</w:t>
       </w:r>
     </w:p>
     <w:p>
       <w:r>
-        <w:rPr>
-          <w:rFonts w:ascii="SimSun" w:hAnsi="SimSun" w:eastAsia="宋体"/>
-          <w:b w:val="0"/>
-          <w:sz w:val="20"/>
-        </w:rPr>
-        <w:t>答：________________________________________________________________________________</w:t>
+        <w:t>15. 化简：(tanx-sinx)/(tanx+sinx)。</w:t>
       </w:r>
     </w:p>
     <w:p>
       <w:r>
-        <w:rPr>
-          <w:rFonts w:ascii="SimSun" w:hAnsi="SimSun" w:eastAsia="宋体"/>
-          <w:b w:val="0"/>
-          <w:sz w:val="20"/>
-        </w:rPr>
-        <w:t>答：________________________________________________________________________________</w:t>
-      </w:r>
-    </w:p>
-    <w:p>
-      <w:pPr>
-        <w:spacing w:after="80"/>
-      </w:pPr>
-      <w:r>
-        <w:rPr>
-          <w:rFonts w:ascii="SimSun" w:hAnsi="SimSun" w:eastAsia="宋体"/>
-          <w:b/>
-          <w:sz w:val="22"/>
-        </w:rPr>
-        <w:t>7. 化简：S=(sin 4x-sin 2x)/(cos 2x-cos 4x)。</w:t>
+        <w:t>16. 化简：(secx-cosx)/(secx+cosx)。</w:t>
       </w:r>
     </w:p>
     <w:p>
       <w:r>
-        <w:rPr>
-          <w:rFonts w:ascii="SimSun" w:hAnsi="SimSun" w:eastAsia="宋体"/>
-          <w:b w:val="0"/>
-          <w:sz w:val="20"/>
-        </w:rPr>
-        <w:t>答：________________________________________________________________________________</w:t>
+        <w:t>17. 化简：(sinx+sin2x+sin3x)/(cosx+cos2x+cos3x)。</w:t>
       </w:r>
     </w:p>
     <w:p>
       <w:r>
-        <w:rPr>
-          <w:rFonts w:ascii="SimSun" w:hAnsi="SimSun" w:eastAsia="宋体"/>
-          <w:b w:val="0"/>
-          <w:sz w:val="20"/>
-        </w:rPr>
-        <w:t>答：________________________________________________________________________________</w:t>
+        <w:t>18. 化简：sin6x/sin3x。</w:t>
       </w:r>
     </w:p>
     <w:p>
       <w:r>
-        <w:rPr>
-          <w:rFonts w:ascii="SimSun" w:hAnsi="SimSun" w:eastAsia="宋体"/>
-          <w:b w:val="0"/>
-          <w:sz w:val="20"/>
-        </w:rPr>
-        <w:t>答：________________________________________________________________________________</w:t>
-      </w:r>
-    </w:p>
-    <w:p>
-      <w:pPr>
-        <w:spacing w:after="80"/>
-      </w:pPr>
-      <w:r>
-        <w:rPr>
-          <w:rFonts w:ascii="SimSun" w:hAnsi="SimSun" w:eastAsia="宋体"/>
-          <w:b/>
-          <w:sz w:val="22"/>
-        </w:rPr>
-        <w:t>8. 证明：若 cos A+cos B ≠ 0，则 (sin A+sin B)/(cos A+cos B)=tan((A+B)/2)。</w:t>
+        <w:t>19. 化简：(cos2x-cos4x)/(sin4x-sin2x)。</w:t>
       </w:r>
     </w:p>
     <w:p>
       <w:r>
-        <w:rPr>
-          <w:rFonts w:ascii="SimSun" w:hAnsi="SimSun" w:eastAsia="宋体"/>
-          <w:b w:val="0"/>
-          <w:sz w:val="20"/>
-        </w:rPr>
-        <w:t>答：________________________________________________________________________________</w:t>
+        <w:t>20. 化简：sinx·cos2x+cosx·sin2x。</w:t>
       </w:r>
     </w:p>
     <w:p>
       <w:r>
-        <w:rPr>
-          <w:rFonts w:ascii="SimSun" w:hAnsi="SimSun" w:eastAsia="宋体"/>
-          <w:b w:val="0"/>
-          <w:sz w:val="20"/>
-        </w:rPr>
-        <w:t>答：________________________________________________________________________________</w:t>
+        <w:t>21. 已知 tanx+cotx=4，求 sin2x。</w:t>
       </w:r>
     </w:p>
     <w:p>
       <w:r>
-        <w:rPr>
-          <w:rFonts w:ascii="SimSun" w:hAnsi="SimSun" w:eastAsia="宋体"/>
-          <w:b w:val="0"/>
-          <w:sz w:val="20"/>
-        </w:rPr>
-        <w:t>答：________________________________________________________________________________</w:t>
-      </w:r>
-    </w:p>
-    <w:p>
-      <w:pPr>
-        <w:spacing w:after="80"/>
-      </w:pPr>
-      <w:r>
-        <w:rPr>
-          <w:rFonts w:ascii="SimSun" w:hAnsi="SimSun" w:eastAsia="宋体"/>
-          <w:b/>
-          <w:sz w:val="22"/>
-        </w:rPr>
-        <w:t>9. 证明：若 A+B+C=π，且各正切有意义，则 tan A+tan B+tan C=tan A tan B tan C。</w:t>
+        <w:t>22. 已知 sinx-cosx=1/3，求 sin2x。</w:t>
       </w:r>
     </w:p>
     <w:p>
       <w:r>
-        <w:rPr>
-          <w:rFonts w:ascii="SimSun" w:hAnsi="SimSun" w:eastAsia="宋体"/>
-          <w:b w:val="0"/>
-          <w:sz w:val="20"/>
-        </w:rPr>
-        <w:t>答：________________________________________________________________________________</w:t>
+        <w:t>23. 已知 sin2x=3/5 且 x∈(0,π/4)，求 tanx。</w:t>
       </w:r>
     </w:p>
     <w:p>
       <w:r>
-        <w:rPr>
-          <w:rFonts w:ascii="SimSun" w:hAnsi="SimSun" w:eastAsia="宋体"/>
-          <w:b w:val="0"/>
-          <w:sz w:val="20"/>
-        </w:rPr>
-        <w:t>答：________________________________________________________________________________</w:t>
+        <w:t>24. 已知 cosx-sinx=1/2 且 x∈(0,π/2)，求 sin2x。</w:t>
       </w:r>
     </w:p>
     <w:p>
       <w:r>
-        <w:rPr>
-          <w:rFonts w:ascii="SimSun" w:hAnsi="SimSun" w:eastAsia="宋体"/>
-          <w:b w:val="0"/>
-          <w:sz w:val="20"/>
-        </w:rPr>
-        <w:t>答：________________________________________________________________________________</w:t>
-      </w:r>
-    </w:p>
-    <w:p>
-      <w:pPr>
-        <w:spacing w:after="80"/>
-      </w:pPr>
-      <w:r>
-        <w:rPr>
-          <w:rFonts w:ascii="SimSun" w:hAnsi="SimSun" w:eastAsia="宋体"/>
-          <w:b/>
-          <w:sz w:val="22"/>
-        </w:rPr>
-        <w:t>10. 证明：若 A+B+C=π，且各余切有意义，则 cot A cot B+cot B cot C+cot C cot A=1。</w:t>
+        <w:t>25. 已知 secx+tanx=3，求 secx-tanx 与 sinx。</w:t>
       </w:r>
     </w:p>
     <w:p>
       <w:r>
-        <w:rPr>
-          <w:rFonts w:ascii="SimSun" w:hAnsi="SimSun" w:eastAsia="宋体"/>
-          <w:b w:val="0"/>
-          <w:sz w:val="20"/>
-        </w:rPr>
-        <w:t>答：________________________________________________________________________________</w:t>
+        <w:t>26. 已知 tan(x/2)=2，求 sinx、cosx。</w:t>
       </w:r>
     </w:p>
     <w:p>
       <w:r>
-        <w:rPr>
-          <w:rFonts w:ascii="SimSun" w:hAnsi="SimSun" w:eastAsia="宋体"/>
-          <w:b w:val="0"/>
-          <w:sz w:val="20"/>
-        </w:rPr>
-        <w:t>答：________________________________________________________________________________</w:t>
+        <w:t>27. 已知 sinx+cosx=1 且 x∈(0,π)，求 x。</w:t>
       </w:r>
     </w:p>
     <w:p>
       <w:r>
-        <w:rPr>
-          <w:rFonts w:ascii="SimSun" w:hAnsi="SimSun" w:eastAsia="宋体"/>
-          <w:b w:val="0"/>
-          <w:sz w:val="20"/>
-        </w:rPr>
-        <w:t>答：________________________________________________________________________________</w:t>
-      </w:r>
-    </w:p>
-    <w:p/>
-    <w:p>
-      <w:pPr>
-        <w:spacing w:after="80"/>
-      </w:pPr>
-      <w:r>
-        <w:rPr>
-          <w:rFonts w:ascii="SimSun" w:hAnsi="SimSun" w:eastAsia="宋体"/>
-          <w:b/>
-          <w:sz w:val="22"/>
-        </w:rPr>
-        <w:t>11. 将 (3tan x-tan³x)/(1-3tan²x) 化为一个角的三角函数。</w:t>
+        <w:t>28. 已知 sinx:cosx=1:2，x 为锐角，求 sin3x。</w:t>
       </w:r>
     </w:p>
     <w:p>
       <w:r>
-        <w:rPr>
-          <w:rFonts w:ascii="SimSun" w:hAnsi="SimSun" w:eastAsia="宋体"/>
-          <w:b w:val="0"/>
-          <w:sz w:val="20"/>
-        </w:rPr>
-        <w:t>答：________________________________________________________________________________</w:t>
+        <w:t>29. 已知 cos2x=-3/5 且 x∈(0,π/2)，求 tanx。</w:t>
       </w:r>
     </w:p>
     <w:p>
       <w:r>
-        <w:rPr>
-          <w:rFonts w:ascii="SimSun" w:hAnsi="SimSun" w:eastAsia="宋体"/>
-          <w:b w:val="0"/>
-          <w:sz w:val="20"/>
-        </w:rPr>
-        <w:t>答：________________________________________________________________________________</w:t>
+        <w:t>30. 已知 sinxcosx=1/4，x 为锐角，求 sinx+cosx。</w:t>
       </w:r>
     </w:p>
     <w:p>
       <w:r>
-        <w:rPr>
-          <w:rFonts w:ascii="SimSun" w:hAnsi="SimSun" w:eastAsia="宋体"/>
-          <w:b w:val="0"/>
-          <w:sz w:val="20"/>
-        </w:rPr>
-        <w:t>答：________________________________________________________________________________</w:t>
-      </w:r>
-    </w:p>
-    <w:p>
-      <w:pPr>
-        <w:spacing w:after="80"/>
-      </w:pPr>
-      <w:r>
-        <w:rPr>
-          <w:rFonts w:ascii="SimSun" w:hAnsi="SimSun" w:eastAsia="宋体"/>
-          <w:b/>
-          <w:sz w:val="22"/>
-        </w:rPr>
-        <w:t>12. 证明：tan x+cot x=2/sin 2x，并由此化简 tan x+cot x+tan 2x+cot 2x。</w:t>
+        <w:t>31. 已知 x∈(0,π/4)，sinx+cosx=a(1&lt;a&lt;√2)，求 sin2x、cos2x。</w:t>
       </w:r>
     </w:p>
     <w:p>
       <w:r>
-        <w:rPr>
-          <w:rFonts w:ascii="SimSun" w:hAnsi="SimSun" w:eastAsia="宋体"/>
-          <w:b w:val="0"/>
-          <w:sz w:val="20"/>
-        </w:rPr>
-        <w:t>答：________________________________________________________________________________</w:t>
+        <w:t>32. 已知 tanx=2，求 tan2x 与 tan3x。</w:t>
       </w:r>
     </w:p>
     <w:p>
       <w:r>
-        <w:rPr>
-          <w:rFonts w:ascii="SimSun" w:hAnsi="SimSun" w:eastAsia="宋体"/>
-          <w:b w:val="0"/>
-          <w:sz w:val="20"/>
-        </w:rPr>
-        <w:t>答：________________________________________________________________________________</w:t>
+        <w:t>33. 已知 tanx=1/3，求 sin2x、cos2x。</w:t>
       </w:r>
     </w:p>
     <w:p>
       <w:r>
-        <w:rPr>
-          <w:rFonts w:ascii="SimSun" w:hAnsi="SimSun" w:eastAsia="宋体"/>
-          <w:b w:val="0"/>
-          <w:sz w:val="20"/>
-        </w:rPr>
-        <w:t>答：________________________________________________________________________________</w:t>
-      </w:r>
-    </w:p>
-    <w:p>
-      <w:pPr>
-        <w:spacing w:after="80"/>
-      </w:pPr>
-      <w:r>
-        <w:rPr>
-          <w:rFonts w:ascii="SimSun" w:hAnsi="SimSun" w:eastAsia="宋体"/>
-          <w:b/>
-          <w:sz w:val="22"/>
-        </w:rPr>
-        <w:t>13. 证明：tan x-cot x=-2cot 2x。</w:t>
+        <w:t>34. 已知 sin(x+y)=3/5 且 cos(x+y)&gt;0，cos(x-y)=4/5，求 cos2x+cos2y。</w:t>
       </w:r>
     </w:p>
     <w:p>
       <w:r>
-        <w:rPr>
-          <w:rFonts w:ascii="SimSun" w:hAnsi="SimSun" w:eastAsia="宋体"/>
-          <w:b w:val="0"/>
-          <w:sz w:val="20"/>
-        </w:rPr>
-        <w:t>答：________________________________________________________________________________</w:t>
+        <w:t>35. 已知 sin(x+y)=a，sin(x-y)=b，且 cos(x+y)&gt;0，求 sin2x-sin2y。</w:t>
       </w:r>
     </w:p>
     <w:p>
       <w:r>
-        <w:rPr>
-          <w:rFonts w:ascii="SimSun" w:hAnsi="SimSun" w:eastAsia="宋体"/>
-          <w:b w:val="0"/>
-          <w:sz w:val="20"/>
-        </w:rPr>
-        <w:t>答：________________________________________________________________________________</w:t>
+        <w:t>36. 解方程：sin2x=sinx，x∈[0,2π)。</w:t>
       </w:r>
     </w:p>
     <w:p>
       <w:r>
-        <w:rPr>
-          <w:rFonts w:ascii="SimSun" w:hAnsi="SimSun" w:eastAsia="宋体"/>
-          <w:b w:val="0"/>
-          <w:sz w:val="20"/>
-        </w:rPr>
-        <w:t>答：________________________________________________________________________________</w:t>
-      </w:r>
-    </w:p>
-    <w:p>
-      <w:pPr>
-        <w:spacing w:after="80"/>
-      </w:pPr>
-      <w:r>
-        <w:rPr>
-          <w:rFonts w:ascii="SimSun" w:hAnsi="SimSun" w:eastAsia="宋体"/>
-          <w:b/>
-          <w:sz w:val="22"/>
-        </w:rPr>
-        <w:t>14. 化简：S=((1+sin x)²-cos²x)/((1+sin x)cos x)。</w:t>
+        <w:t>37. 解方程：cos2x+sinx=0，x∈[0,2π)。</w:t>
       </w:r>
     </w:p>
     <w:p>
       <w:r>
-        <w:rPr>
-          <w:rFonts w:ascii="SimSun" w:hAnsi="SimSun" w:eastAsia="宋体"/>
-          <w:b w:val="0"/>
-          <w:sz w:val="20"/>
-        </w:rPr>
-        <w:t>答：________________________________________________________________________________</w:t>
+        <w:t>38. 解方程：tan2x=√3，x∈(0,π)。</w:t>
       </w:r>
     </w:p>
     <w:p>
       <w:r>
-        <w:rPr>
-          <w:rFonts w:ascii="SimSun" w:hAnsi="SimSun" w:eastAsia="宋体"/>
-          <w:b w:val="0"/>
-          <w:sz w:val="20"/>
-        </w:rPr>
-        <w:t>答：________________________________________________________________________________</w:t>
+        <w:t>39. 解方程：sinx+sin2x+sin3x=0，x∈(0,2π)。</w:t>
       </w:r>
     </w:p>
     <w:p>
       <w:r>
-        <w:rPr>
-          <w:rFonts w:ascii="SimSun" w:hAnsi="SimSun" w:eastAsia="宋体"/>
-          <w:b w:val="0"/>
-          <w:sz w:val="20"/>
-        </w:rPr>
-        <w:t>答：________________________________________________________________________________</w:t>
-      </w:r>
-    </w:p>
-    <w:p>
-      <w:pPr>
-        <w:spacing w:after="80"/>
-      </w:pPr>
-      <w:r>
-        <w:rPr>
-          <w:rFonts w:ascii="SimSun" w:hAnsi="SimSun" w:eastAsia="宋体"/>
-          <w:b/>
-          <w:sz w:val="22"/>
-        </w:rPr>
-        <w:t>15. 化简：S=sin x/(1+cos x)+(1+cos x)/sin x。</w:t>
+        <w:t>40. 解方程：cosx+cos2x+cos3x=0，x∈(0,2π)。</w:t>
       </w:r>
     </w:p>
     <w:p>
       <w:r>
-        <w:rPr>
-          <w:rFonts w:ascii="SimSun" w:hAnsi="SimSun" w:eastAsia="宋体"/>
-          <w:b w:val="0"/>
-          <w:sz w:val="20"/>
-        </w:rPr>
-        <w:t>答：________________________________________________________________________________</w:t>
+        <w:t>41. 求函数 y=sinx+cosx+sinxcosx 的最大值。</w:t>
       </w:r>
     </w:p>
     <w:p>
       <w:r>
-        <w:rPr>
-          <w:rFonts w:ascii="SimSun" w:hAnsi="SimSun" w:eastAsia="宋体"/>
-          <w:b w:val="0"/>
-          <w:sz w:val="20"/>
-        </w:rPr>
-        <w:t>答：________________________________________________________________________________</w:t>
+        <w:t>42. 求函数 y=(sinx+cosx)^2+1/(sinx+cosx)^2 的最小值。</w:t>
       </w:r>
     </w:p>
     <w:p>
       <w:r>
-        <w:rPr>
-          <w:rFonts w:ascii="SimSun" w:hAnsi="SimSun" w:eastAsia="宋体"/>
-          <w:b w:val="0"/>
-          <w:sz w:val="20"/>
-        </w:rPr>
-        <w:t>答：________________________________________________________________________________</w:t>
-      </w:r>
-    </w:p>
-    <w:p/>
-    <w:p>
-      <w:pPr>
-        <w:spacing w:after="80"/>
-      </w:pPr>
-      <w:r>
-        <w:rPr>
-          <w:rFonts w:ascii="SimSun" w:hAnsi="SimSun" w:eastAsia="宋体"/>
-          <w:b/>
-          <w:sz w:val="22"/>
-        </w:rPr>
-        <w:t>16. 化简：S=cos x/(1-sin x)-cos x/(1+sin x)。</w:t>
+        <w:t>43. 求函数 y=(1-sin2x)/(1+sin2x) 的值域。</w:t>
       </w:r>
     </w:p>
     <w:p>
       <w:r>
-        <w:rPr>
-          <w:rFonts w:ascii="SimSun" w:hAnsi="SimSun" w:eastAsia="宋体"/>
-          <w:b w:val="0"/>
-          <w:sz w:val="20"/>
-        </w:rPr>
-        <w:t>答：________________________________________________________________________________</w:t>
+        <w:t>44. 已知 y=sinx+cosx，求 F=y^4-4y^2 的最小值。</w:t>
       </w:r>
     </w:p>
     <w:p>
       <w:r>
-        <w:rPr>
-          <w:rFonts w:ascii="SimSun" w:hAnsi="SimSun" w:eastAsia="宋体"/>
-          <w:b w:val="0"/>
-          <w:sz w:val="20"/>
-        </w:rPr>
-        <w:t>答：________________________________________________________________________________</w:t>
+        <w:t>45. 求函数 y=sin2x+cos2x 的最大值。</w:t>
       </w:r>
     </w:p>
     <w:p>
       <w:r>
-        <w:rPr>
-          <w:rFonts w:ascii="SimSun" w:hAnsi="SimSun" w:eastAsia="宋体"/>
-          <w:b w:val="0"/>
-          <w:sz w:val="20"/>
-        </w:rPr>
-        <w:t>答：________________________________________________________________________________</w:t>
-      </w:r>
-    </w:p>
-    <w:p>
-      <w:pPr>
-        <w:spacing w:after="80"/>
-      </w:pPr>
-      <w:r>
-        <w:rPr>
-          <w:rFonts w:ascii="SimSun" w:hAnsi="SimSun" w:eastAsia="宋体"/>
-          <w:b/>
-          <w:sz w:val="22"/>
-        </w:rPr>
-        <w:t>17. 化简：S=1/(1-sin x)+1/(1+sin x)。</w:t>
+        <w:t>46. 设 a=sinx+cosx，b=sinx-cosx。求 a^2+b^2 与 sin2x 的 a,b 表达式。</w:t>
       </w:r>
     </w:p>
     <w:p>
       <w:r>
-        <w:rPr>
-          <w:rFonts w:ascii="SimSun" w:hAnsi="SimSun" w:eastAsia="宋体"/>
-          <w:b w:val="0"/>
-          <w:sz w:val="20"/>
-        </w:rPr>
-        <w:t>答：________________________________________________________________________________</w:t>
+        <w:t>47. 证明：(tanx+cotx)^2=(secx·cscx)^2。</w:t>
       </w:r>
     </w:p>
     <w:p>
       <w:r>
-        <w:rPr>
-          <w:rFonts w:ascii="SimSun" w:hAnsi="SimSun" w:eastAsia="宋体"/>
-          <w:b w:val="0"/>
-          <w:sz w:val="20"/>
-        </w:rPr>
-        <w:t>答：________________________________________________________________________________</w:t>
+        <w:t>48. 化简：(sin3x+sinx)/(cos3x-cosx)。</w:t>
       </w:r>
     </w:p>
     <w:p>
       <w:r>
-        <w:rPr>
-          <w:rFonts w:ascii="SimSun" w:hAnsi="SimSun" w:eastAsia="宋体"/>
-          <w:b w:val="0"/>
-          <w:sz w:val="20"/>
-        </w:rPr>
-        <w:t>答：________________________________________________________________________________</w:t>
-      </w:r>
-    </w:p>
-    <w:p>
-      <w:pPr>
-        <w:spacing w:after="80"/>
-      </w:pPr>
-      <w:r>
-        <w:rPr>
-          <w:rFonts w:ascii="SimSun" w:hAnsi="SimSun" w:eastAsia="宋体"/>
-          <w:b/>
-          <w:sz w:val="22"/>
-        </w:rPr>
-        <w:t>18. 已知 tan x+cot x=4，求 sin 2x 的值。</w:t>
+        <w:t>49. 化简：(cos5x-cosx)/(sin5x+sinx)。</w:t>
       </w:r>
     </w:p>
     <w:p>
       <w:r>
-        <w:rPr>
-          <w:rFonts w:ascii="SimSun" w:hAnsi="SimSun" w:eastAsia="宋体"/>
-          <w:b w:val="0"/>
-          <w:sz w:val="20"/>
-        </w:rPr>
-        <w:t>答：________________________________________________________________________________</w:t>
-      </w:r>
-    </w:p>
-    <w:p>
-      <w:r>
-        <w:rPr>
-          <w:rFonts w:ascii="SimSun" w:hAnsi="SimSun" w:eastAsia="宋体"/>
-          <w:b w:val="0"/>
-          <w:sz w:val="20"/>
-        </w:rPr>
-        <w:t>答：________________________________________________________________________________</w:t>
-      </w:r>
-    </w:p>
-    <w:p>
-      <w:r>
-        <w:rPr>
-          <w:rFonts w:ascii="SimSun" w:hAnsi="SimSun" w:eastAsia="宋体"/>
-          <w:b w:val="0"/>
-          <w:sz w:val="20"/>
-        </w:rPr>
-        <w:t>答：________________________________________________________________________________</w:t>
-      </w:r>
-    </w:p>
-    <w:p>
-      <w:pPr>
-        <w:spacing w:after="80"/>
-      </w:pPr>
-      <w:r>
-        <w:rPr>
-          <w:rFonts w:ascii="SimSun" w:hAnsi="SimSun" w:eastAsia="宋体"/>
-          <w:b/>
-          <w:sz w:val="22"/>
-        </w:rPr>
-        <w:t>19. 已知 sin x+cos x=m，化简 sin³x+cos³x。</w:t>
-      </w:r>
-    </w:p>
-    <w:p>
-      <w:r>
-        <w:rPr>
-          <w:rFonts w:ascii="SimSun" w:hAnsi="SimSun" w:eastAsia="宋体"/>
-          <w:b w:val="0"/>
-          <w:sz w:val="20"/>
-        </w:rPr>
-        <w:t>答：________________________________________________________________________________</w:t>
-      </w:r>
-    </w:p>
-    <w:p>
-      <w:r>
-        <w:rPr>
-          <w:rFonts w:ascii="SimSun" w:hAnsi="SimSun" w:eastAsia="宋体"/>
-          <w:b w:val="0"/>
-          <w:sz w:val="20"/>
-        </w:rPr>
-        <w:t>答：________________________________________________________________________________</w:t>
-      </w:r>
-    </w:p>
-    <w:p>
-      <w:r>
-        <w:rPr>
-          <w:rFonts w:ascii="SimSun" w:hAnsi="SimSun" w:eastAsia="宋体"/>
-          <w:b w:val="0"/>
-          <w:sz w:val="20"/>
-        </w:rPr>
-        <w:t>答：________________________________________________________________________________</w:t>
-      </w:r>
-    </w:p>
-    <w:p>
-      <w:pPr>
-        <w:spacing w:after="80"/>
-      </w:pPr>
-      <w:r>
-        <w:rPr>
-          <w:rFonts w:ascii="SimSun" w:hAnsi="SimSun" w:eastAsia="宋体"/>
-          <w:b/>
-          <w:sz w:val="22"/>
-        </w:rPr>
-        <w:t>20. 已知 tan x+sec x=3，求 sin x 的值。</w:t>
-      </w:r>
-    </w:p>
-    <w:p>
-      <w:r>
-        <w:rPr>
-          <w:rFonts w:ascii="SimSun" w:hAnsi="SimSun" w:eastAsia="宋体"/>
-          <w:b w:val="0"/>
-          <w:sz w:val="20"/>
-        </w:rPr>
-        <w:t>答：________________________________________________________________________________</w:t>
-      </w:r>
-    </w:p>
-    <w:p>
-      <w:r>
-        <w:rPr>
-          <w:rFonts w:ascii="SimSun" w:hAnsi="SimSun" w:eastAsia="宋体"/>
-          <w:b w:val="0"/>
-          <w:sz w:val="20"/>
-        </w:rPr>
-        <w:t>答：________________________________________________________________________________</w:t>
-      </w:r>
-    </w:p>
-    <w:p>
-      <w:r>
-        <w:rPr>
-          <w:rFonts w:ascii="SimSun" w:hAnsi="SimSun" w:eastAsia="宋体"/>
-          <w:b w:val="0"/>
-          <w:sz w:val="20"/>
-        </w:rPr>
-        <w:t>答：________________________________________________________________________________</w:t>
-      </w:r>
-    </w:p>
-    <w:p/>
-    <w:p>
-      <w:pPr>
-        <w:pStyle w:val="Heading1"/>
-      </w:pPr>
-      <w:r>
-        <w:rPr>
-          <w:rFonts w:ascii="SimSun" w:hAnsi="SimSun" w:eastAsia="宋体"/>
-          <w:b w:val="0"/>
-          <w:sz w:val="28"/>
-        </w:rPr>
-        <w:t>二、特殊角求值与结构识别</w:t>
-      </w:r>
-    </w:p>
-    <w:p>
-      <w:pPr>
-        <w:spacing w:after="80"/>
-      </w:pPr>
-      <w:r>
-        <w:rPr>
-          <w:rFonts w:ascii="SimSun" w:hAnsi="SimSun" w:eastAsia="宋体"/>
-          <w:b/>
-          <w:sz w:val="22"/>
-        </w:rPr>
-        <w:t>21. 求值：tan 20°·tan 40°·tan 80°。</w:t>
-      </w:r>
-    </w:p>
-    <w:p>
-      <w:r>
-        <w:rPr>
-          <w:rFonts w:ascii="SimSun" w:hAnsi="SimSun" w:eastAsia="宋体"/>
-          <w:b w:val="0"/>
-          <w:sz w:val="20"/>
-        </w:rPr>
-        <w:t>答：________________________________________________________________________________</w:t>
-      </w:r>
-    </w:p>
-    <w:p>
-      <w:r>
-        <w:rPr>
-          <w:rFonts w:ascii="SimSun" w:hAnsi="SimSun" w:eastAsia="宋体"/>
-          <w:b w:val="0"/>
-          <w:sz w:val="20"/>
-        </w:rPr>
-        <w:t>答：________________________________________________________________________________</w:t>
-      </w:r>
-    </w:p>
-    <w:p>
-      <w:r>
-        <w:rPr>
-          <w:rFonts w:ascii="SimSun" w:hAnsi="SimSun" w:eastAsia="宋体"/>
-          <w:b w:val="0"/>
-          <w:sz w:val="20"/>
-        </w:rPr>
-        <w:t>答：________________________________________________________________________________</w:t>
-      </w:r>
-    </w:p>
-    <w:p>
-      <w:pPr>
-        <w:spacing w:after="80"/>
-      </w:pPr>
-      <w:r>
-        <w:rPr>
-          <w:rFonts w:ascii="SimSun" w:hAnsi="SimSun" w:eastAsia="宋体"/>
-          <w:b/>
-          <w:sz w:val="22"/>
-        </w:rPr>
-        <w:t>22. 求值：tan 10°·tan 50°·tan 70°。</w:t>
-      </w:r>
-    </w:p>
-    <w:p>
-      <w:r>
-        <w:rPr>
-          <w:rFonts w:ascii="SimSun" w:hAnsi="SimSun" w:eastAsia="宋体"/>
-          <w:b w:val="0"/>
-          <w:sz w:val="20"/>
-        </w:rPr>
-        <w:t>答：________________________________________________________________________________</w:t>
-      </w:r>
-    </w:p>
-    <w:p>
-      <w:r>
-        <w:rPr>
-          <w:rFonts w:ascii="SimSun" w:hAnsi="SimSun" w:eastAsia="宋体"/>
-          <w:b w:val="0"/>
-          <w:sz w:val="20"/>
-        </w:rPr>
-        <w:t>答：________________________________________________________________________________</w:t>
-      </w:r>
-    </w:p>
-    <w:p>
-      <w:r>
-        <w:rPr>
-          <w:rFonts w:ascii="SimSun" w:hAnsi="SimSun" w:eastAsia="宋体"/>
-          <w:b w:val="0"/>
-          <w:sz w:val="20"/>
-        </w:rPr>
-        <w:t>答：________________________________________________________________________________</w:t>
-      </w:r>
-    </w:p>
-    <w:p>
-      <w:pPr>
-        <w:spacing w:after="80"/>
-      </w:pPr>
-      <w:r>
-        <w:rPr>
-          <w:rFonts w:ascii="SimSun" w:hAnsi="SimSun" w:eastAsia="宋体"/>
-          <w:b/>
-          <w:sz w:val="22"/>
-        </w:rPr>
-        <w:t>23. 求值：sin 20°·sin 40°·sin 80°。</w:t>
-      </w:r>
-    </w:p>
-    <w:p>
-      <w:r>
-        <w:rPr>
-          <w:rFonts w:ascii="SimSun" w:hAnsi="SimSun" w:eastAsia="宋体"/>
-          <w:b w:val="0"/>
-          <w:sz w:val="20"/>
-        </w:rPr>
-        <w:t>答：________________________________________________________________________________</w:t>
-      </w:r>
-    </w:p>
-    <w:p>
-      <w:r>
-        <w:rPr>
-          <w:rFonts w:ascii="SimSun" w:hAnsi="SimSun" w:eastAsia="宋体"/>
-          <w:b w:val="0"/>
-          <w:sz w:val="20"/>
-        </w:rPr>
-        <w:t>答：________________________________________________________________________________</w:t>
-      </w:r>
-    </w:p>
-    <w:p>
-      <w:r>
-        <w:rPr>
-          <w:rFonts w:ascii="SimSun" w:hAnsi="SimSun" w:eastAsia="宋体"/>
-          <w:b w:val="0"/>
-          <w:sz w:val="20"/>
-        </w:rPr>
-        <w:t>答：________________________________________________________________________________</w:t>
-      </w:r>
-    </w:p>
-    <w:p>
-      <w:pPr>
-        <w:spacing w:after="80"/>
-      </w:pPr>
-      <w:r>
-        <w:rPr>
-          <w:rFonts w:ascii="SimSun" w:hAnsi="SimSun" w:eastAsia="宋体"/>
-          <w:b/>
-          <w:sz w:val="22"/>
-        </w:rPr>
-        <w:t>24. 求值：cos 20°·cos 40°·cos 80°。</w:t>
-      </w:r>
-    </w:p>
-    <w:p>
-      <w:r>
-        <w:rPr>
-          <w:rFonts w:ascii="SimSun" w:hAnsi="SimSun" w:eastAsia="宋体"/>
-          <w:b w:val="0"/>
-          <w:sz w:val="20"/>
-        </w:rPr>
-        <w:t>答：________________________________________________________________________________</w:t>
-      </w:r>
-    </w:p>
-    <w:p>
-      <w:r>
-        <w:rPr>
-          <w:rFonts w:ascii="SimSun" w:hAnsi="SimSun" w:eastAsia="宋体"/>
-          <w:b w:val="0"/>
-          <w:sz w:val="20"/>
-        </w:rPr>
-        <w:t>答：________________________________________________________________________________</w:t>
-      </w:r>
-    </w:p>
-    <w:p>
-      <w:r>
-        <w:rPr>
-          <w:rFonts w:ascii="SimSun" w:hAnsi="SimSun" w:eastAsia="宋体"/>
-          <w:b w:val="0"/>
-          <w:sz w:val="20"/>
-        </w:rPr>
-        <w:t>答：________________________________________________________________________________</w:t>
-      </w:r>
-    </w:p>
-    <w:p>
-      <w:pPr>
-        <w:spacing w:after="80"/>
-      </w:pPr>
-      <w:r>
-        <w:rPr>
-          <w:rFonts w:ascii="SimSun" w:hAnsi="SimSun" w:eastAsia="宋体"/>
-          <w:b/>
-          <w:sz w:val="22"/>
-        </w:rPr>
-        <w:t>25. 求值：sin 10°·sin 50°·sin 70°。</w:t>
-      </w:r>
-    </w:p>
-    <w:p>
-      <w:r>
-        <w:rPr>
-          <w:rFonts w:ascii="SimSun" w:hAnsi="SimSun" w:eastAsia="宋体"/>
-          <w:b w:val="0"/>
-          <w:sz w:val="20"/>
-        </w:rPr>
-        <w:t>答：________________________________________________________________________________</w:t>
-      </w:r>
-    </w:p>
-    <w:p>
-      <w:r>
-        <w:rPr>
-          <w:rFonts w:ascii="SimSun" w:hAnsi="SimSun" w:eastAsia="宋体"/>
-          <w:b w:val="0"/>
-          <w:sz w:val="20"/>
-        </w:rPr>
-        <w:t>答：________________________________________________________________________________</w:t>
-      </w:r>
-    </w:p>
-    <w:p>
-      <w:r>
-        <w:rPr>
-          <w:rFonts w:ascii="SimSun" w:hAnsi="SimSun" w:eastAsia="宋体"/>
-          <w:b w:val="0"/>
-          <w:sz w:val="20"/>
-        </w:rPr>
-        <w:t>答：________________________________________________________________________________</w:t>
-      </w:r>
-    </w:p>
-    <w:p/>
-    <w:p>
-      <w:pPr>
-        <w:spacing w:after="80"/>
-      </w:pPr>
-      <w:r>
-        <w:rPr>
-          <w:rFonts w:ascii="SimSun" w:hAnsi="SimSun" w:eastAsia="宋体"/>
-          <w:b/>
-          <w:sz w:val="22"/>
-        </w:rPr>
-        <w:t>26. 求值：cos 10°·cos 50°·cos 70°。</w:t>
-      </w:r>
-    </w:p>
-    <w:p>
-      <w:r>
-        <w:rPr>
-          <w:rFonts w:ascii="SimSun" w:hAnsi="SimSun" w:eastAsia="宋体"/>
-          <w:b w:val="0"/>
-          <w:sz w:val="20"/>
-        </w:rPr>
-        <w:t>答：________________________________________________________________________________</w:t>
-      </w:r>
-    </w:p>
-    <w:p>
-      <w:r>
-        <w:rPr>
-          <w:rFonts w:ascii="SimSun" w:hAnsi="SimSun" w:eastAsia="宋体"/>
-          <w:b w:val="0"/>
-          <w:sz w:val="20"/>
-        </w:rPr>
-        <w:t>答：________________________________________________________________________________</w:t>
-      </w:r>
-    </w:p>
-    <w:p>
-      <w:r>
-        <w:rPr>
-          <w:rFonts w:ascii="SimSun" w:hAnsi="SimSun" w:eastAsia="宋体"/>
-          <w:b w:val="0"/>
-          <w:sz w:val="20"/>
-        </w:rPr>
-        <w:t>答：________________________________________________________________________________</w:t>
-      </w:r>
-    </w:p>
-    <w:p>
-      <w:pPr>
-        <w:spacing w:after="80"/>
-      </w:pPr>
-      <w:r>
-        <w:rPr>
-          <w:rFonts w:ascii="SimSun" w:hAnsi="SimSun" w:eastAsia="宋体"/>
-          <w:b/>
-          <w:sz w:val="22"/>
-        </w:rPr>
-        <w:t>27. 求值：sin²10°+sin²50°+sin²70°。</w:t>
-      </w:r>
-    </w:p>
-    <w:p>
-      <w:r>
-        <w:rPr>
-          <w:rFonts w:ascii="SimSun" w:hAnsi="SimSun" w:eastAsia="宋体"/>
-          <w:b w:val="0"/>
-          <w:sz w:val="20"/>
-        </w:rPr>
-        <w:t>答：________________________________________________________________________________</w:t>
-      </w:r>
-    </w:p>
-    <w:p>
-      <w:r>
-        <w:rPr>
-          <w:rFonts w:ascii="SimSun" w:hAnsi="SimSun" w:eastAsia="宋体"/>
-          <w:b w:val="0"/>
-          <w:sz w:val="20"/>
-        </w:rPr>
-        <w:t>答：________________________________________________________________________________</w:t>
-      </w:r>
-    </w:p>
-    <w:p>
-      <w:r>
-        <w:rPr>
-          <w:rFonts w:ascii="SimSun" w:hAnsi="SimSun" w:eastAsia="宋体"/>
-          <w:b w:val="0"/>
-          <w:sz w:val="20"/>
-        </w:rPr>
-        <w:t>答：________________________________________________________________________________</w:t>
-      </w:r>
-    </w:p>
-    <w:p>
-      <w:pPr>
-        <w:spacing w:after="80"/>
-      </w:pPr>
-      <w:r>
-        <w:rPr>
-          <w:rFonts w:ascii="SimSun" w:hAnsi="SimSun" w:eastAsia="宋体"/>
-          <w:b/>
-          <w:sz w:val="22"/>
-        </w:rPr>
-        <w:t>28. 求值：cos²10°+cos²50°+cos²70°。</w:t>
-      </w:r>
-    </w:p>
-    <w:p>
-      <w:r>
-        <w:rPr>
-          <w:rFonts w:ascii="SimSun" w:hAnsi="SimSun" w:eastAsia="宋体"/>
-          <w:b w:val="0"/>
-          <w:sz w:val="20"/>
-        </w:rPr>
-        <w:t>答：________________________________________________________________________________</w:t>
-      </w:r>
-    </w:p>
-    <w:p>
-      <w:r>
-        <w:rPr>
-          <w:rFonts w:ascii="SimSun" w:hAnsi="SimSun" w:eastAsia="宋体"/>
-          <w:b w:val="0"/>
-          <w:sz w:val="20"/>
-        </w:rPr>
-        <w:t>答：________________________________________________________________________________</w:t>
-      </w:r>
-    </w:p>
-    <w:p>
-      <w:r>
-        <w:rPr>
-          <w:rFonts w:ascii="SimSun" w:hAnsi="SimSun" w:eastAsia="宋体"/>
-          <w:b w:val="0"/>
-          <w:sz w:val="20"/>
-        </w:rPr>
-        <w:t>答：________________________________________________________________________________</w:t>
-      </w:r>
-    </w:p>
-    <w:p>
-      <w:pPr>
-        <w:spacing w:after="80"/>
-      </w:pPr>
-      <w:r>
-        <w:rPr>
-          <w:rFonts w:ascii="SimSun" w:hAnsi="SimSun" w:eastAsia="宋体"/>
-          <w:b/>
-          <w:sz w:val="22"/>
-        </w:rPr>
-        <w:t>29. 证明：cos 20°+cos 100°+cos 140°=0。</w:t>
-      </w:r>
-    </w:p>
-    <w:p>
-      <w:r>
-        <w:rPr>
-          <w:rFonts w:ascii="SimSun" w:hAnsi="SimSun" w:eastAsia="宋体"/>
-          <w:b w:val="0"/>
-          <w:sz w:val="20"/>
-        </w:rPr>
-        <w:t>答：________________________________________________________________________________</w:t>
-      </w:r>
-    </w:p>
-    <w:p>
-      <w:r>
-        <w:rPr>
-          <w:rFonts w:ascii="SimSun" w:hAnsi="SimSun" w:eastAsia="宋体"/>
-          <w:b w:val="0"/>
-          <w:sz w:val="20"/>
-        </w:rPr>
-        <w:t>答：________________________________________________________________________________</w:t>
-      </w:r>
-    </w:p>
-    <w:p>
-      <w:r>
-        <w:rPr>
-          <w:rFonts w:ascii="SimSun" w:hAnsi="SimSun" w:eastAsia="宋体"/>
-          <w:b w:val="0"/>
-          <w:sz w:val="20"/>
-        </w:rPr>
-        <w:t>答：________________________________________________________________________________</w:t>
-      </w:r>
-    </w:p>
-    <w:p>
-      <w:pPr>
-        <w:spacing w:after="80"/>
-      </w:pPr>
-      <w:r>
-        <w:rPr>
-          <w:rFonts w:ascii="SimSun" w:hAnsi="SimSun" w:eastAsia="宋体"/>
-          <w:b/>
-          <w:sz w:val="22"/>
-        </w:rPr>
-        <w:t>30. 证明：sin 10°+sin 50°=sin 70°。</w:t>
-      </w:r>
-    </w:p>
-    <w:p>
-      <w:r>
-        <w:rPr>
-          <w:rFonts w:ascii="SimSun" w:hAnsi="SimSun" w:eastAsia="宋体"/>
-          <w:b w:val="0"/>
-          <w:sz w:val="20"/>
-        </w:rPr>
-        <w:t>答：________________________________________________________________________________</w:t>
-      </w:r>
-    </w:p>
-    <w:p>
-      <w:r>
-        <w:rPr>
-          <w:rFonts w:ascii="SimSun" w:hAnsi="SimSun" w:eastAsia="宋体"/>
-          <w:b w:val="0"/>
-          <w:sz w:val="20"/>
-        </w:rPr>
-        <w:t>答：________________________________________________________________________________</w:t>
-      </w:r>
-    </w:p>
-    <w:p>
-      <w:r>
-        <w:rPr>
-          <w:rFonts w:ascii="SimSun" w:hAnsi="SimSun" w:eastAsia="宋体"/>
-          <w:b w:val="0"/>
-          <w:sz w:val="20"/>
-        </w:rPr>
-        <w:t>答：________________________________________________________________________________</w:t>
-      </w:r>
-    </w:p>
-    <w:p/>
-    <w:p>
-      <w:pPr>
-        <w:spacing w:after="80"/>
-      </w:pPr>
-      <w:r>
-        <w:rPr>
-          <w:rFonts w:ascii="SimSun" w:hAnsi="SimSun" w:eastAsia="宋体"/>
-          <w:b/>
-          <w:sz w:val="22"/>
-        </w:rPr>
-        <w:t>31. 求值：cos 36°+cos 72°。</w:t>
-      </w:r>
-    </w:p>
-    <w:p>
-      <w:r>
-        <w:rPr>
-          <w:rFonts w:ascii="SimSun" w:hAnsi="SimSun" w:eastAsia="宋体"/>
-          <w:b w:val="0"/>
-          <w:sz w:val="20"/>
-        </w:rPr>
-        <w:t>答：________________________________________________________________________________</w:t>
-      </w:r>
-    </w:p>
-    <w:p>
-      <w:r>
-        <w:rPr>
-          <w:rFonts w:ascii="SimSun" w:hAnsi="SimSun" w:eastAsia="宋体"/>
-          <w:b w:val="0"/>
-          <w:sz w:val="20"/>
-        </w:rPr>
-        <w:t>答：________________________________________________________________________________</w:t>
-      </w:r>
-    </w:p>
-    <w:p>
-      <w:r>
-        <w:rPr>
-          <w:rFonts w:ascii="SimSun" w:hAnsi="SimSun" w:eastAsia="宋体"/>
-          <w:b w:val="0"/>
-          <w:sz w:val="20"/>
-        </w:rPr>
-        <w:t>答：________________________________________________________________________________</w:t>
-      </w:r>
-    </w:p>
-    <w:p>
-      <w:pPr>
-        <w:spacing w:after="80"/>
-      </w:pPr>
-      <w:r>
-        <w:rPr>
-          <w:rFonts w:ascii="SimSun" w:hAnsi="SimSun" w:eastAsia="宋体"/>
-          <w:b/>
-          <w:sz w:val="22"/>
-        </w:rPr>
-        <w:t>32. 求值：sin 18°。</w:t>
-      </w:r>
-    </w:p>
-    <w:p>
-      <w:r>
-        <w:rPr>
-          <w:rFonts w:ascii="SimSun" w:hAnsi="SimSun" w:eastAsia="宋体"/>
-          <w:b w:val="0"/>
-          <w:sz w:val="20"/>
-        </w:rPr>
-        <w:t>答：________________________________________________________________________________</w:t>
-      </w:r>
-    </w:p>
-    <w:p>
-      <w:r>
-        <w:rPr>
-          <w:rFonts w:ascii="SimSun" w:hAnsi="SimSun" w:eastAsia="宋体"/>
-          <w:b w:val="0"/>
-          <w:sz w:val="20"/>
-        </w:rPr>
-        <w:t>答：________________________________________________________________________________</w:t>
-      </w:r>
-    </w:p>
-    <w:p>
-      <w:r>
-        <w:rPr>
-          <w:rFonts w:ascii="SimSun" w:hAnsi="SimSun" w:eastAsia="宋体"/>
-          <w:b w:val="0"/>
-          <w:sz w:val="20"/>
-        </w:rPr>
-        <w:t>答：________________________________________________________________________________</w:t>
-      </w:r>
-    </w:p>
-    <w:p>
-      <w:pPr>
-        <w:pStyle w:val="Heading1"/>
-      </w:pPr>
-      <w:r>
-        <w:rPr>
-          <w:rFonts w:ascii="SimSun" w:hAnsi="SimSun" w:eastAsia="宋体"/>
-          <w:b w:val="0"/>
-          <w:sz w:val="28"/>
-        </w:rPr>
-        <w:t>三、积化和差、倍角与三倍角综合</w:t>
-      </w:r>
-    </w:p>
-    <w:p>
-      <w:pPr>
-        <w:spacing w:after="80"/>
-      </w:pPr>
-      <w:r>
-        <w:rPr>
-          <w:rFonts w:ascii="SimSun" w:hAnsi="SimSun" w:eastAsia="宋体"/>
-          <w:b/>
-          <w:sz w:val="22"/>
-        </w:rPr>
-        <w:t>33. 证明：sin(A+B)sin(A-B)=sin²A-sin²B。</w:t>
-      </w:r>
-    </w:p>
-    <w:p>
-      <w:r>
-        <w:rPr>
-          <w:rFonts w:ascii="SimSun" w:hAnsi="SimSun" w:eastAsia="宋体"/>
-          <w:b w:val="0"/>
-          <w:sz w:val="20"/>
-        </w:rPr>
-        <w:t>答：________________________________________________________________________________</w:t>
-      </w:r>
-    </w:p>
-    <w:p>
-      <w:r>
-        <w:rPr>
-          <w:rFonts w:ascii="SimSun" w:hAnsi="SimSun" w:eastAsia="宋体"/>
-          <w:b w:val="0"/>
-          <w:sz w:val="20"/>
-        </w:rPr>
-        <w:t>答：________________________________________________________________________________</w:t>
-      </w:r>
-    </w:p>
-    <w:p>
-      <w:r>
-        <w:rPr>
-          <w:rFonts w:ascii="SimSun" w:hAnsi="SimSun" w:eastAsia="宋体"/>
-          <w:b w:val="0"/>
-          <w:sz w:val="20"/>
-        </w:rPr>
-        <w:t>答：________________________________________________________________________________</w:t>
-      </w:r>
-    </w:p>
-    <w:p>
-      <w:pPr>
-        <w:spacing w:after="80"/>
-      </w:pPr>
-      <w:r>
-        <w:rPr>
-          <w:rFonts w:ascii="SimSun" w:hAnsi="SimSun" w:eastAsia="宋体"/>
-          <w:b/>
-          <w:sz w:val="22"/>
-        </w:rPr>
-        <w:t>34. 证明：cos(A+B)cos(A-B)=cos²A-sin²B。</w:t>
-      </w:r>
-    </w:p>
-    <w:p>
-      <w:r>
-        <w:rPr>
-          <w:rFonts w:ascii="SimSun" w:hAnsi="SimSun" w:eastAsia="宋体"/>
-          <w:b w:val="0"/>
-          <w:sz w:val="20"/>
-        </w:rPr>
-        <w:t>答：________________________________________________________________________________</w:t>
-      </w:r>
-    </w:p>
-    <w:p>
-      <w:r>
-        <w:rPr>
-          <w:rFonts w:ascii="SimSun" w:hAnsi="SimSun" w:eastAsia="宋体"/>
-          <w:b w:val="0"/>
-          <w:sz w:val="20"/>
-        </w:rPr>
-        <w:t>答：________________________________________________________________________________</w:t>
-      </w:r>
-    </w:p>
-    <w:p>
-      <w:r>
-        <w:rPr>
-          <w:rFonts w:ascii="SimSun" w:hAnsi="SimSun" w:eastAsia="宋体"/>
-          <w:b w:val="0"/>
-          <w:sz w:val="20"/>
-        </w:rPr>
-        <w:t>答：________________________________________________________________________________</w:t>
-      </w:r>
-    </w:p>
-    <w:p>
-      <w:pPr>
-        <w:spacing w:after="80"/>
-      </w:pPr>
-      <w:r>
-        <w:rPr>
-          <w:rFonts w:ascii="SimSun" w:hAnsi="SimSun" w:eastAsia="宋体"/>
-          <w:b/>
-          <w:sz w:val="22"/>
-        </w:rPr>
-        <w:t>35. 化简：sin⁴x+cos⁴x。</w:t>
-      </w:r>
-    </w:p>
-    <w:p>
-      <w:r>
-        <w:rPr>
-          <w:rFonts w:ascii="SimSun" w:hAnsi="SimSun" w:eastAsia="宋体"/>
-          <w:b w:val="0"/>
-          <w:sz w:val="20"/>
-        </w:rPr>
-        <w:t>答：________________________________________________________________________________</w:t>
-      </w:r>
-    </w:p>
-    <w:p>
-      <w:r>
-        <w:rPr>
-          <w:rFonts w:ascii="SimSun" w:hAnsi="SimSun" w:eastAsia="宋体"/>
-          <w:b w:val="0"/>
-          <w:sz w:val="20"/>
-        </w:rPr>
-        <w:t>答：________________________________________________________________________________</w:t>
-      </w:r>
-    </w:p>
-    <w:p>
-      <w:r>
-        <w:rPr>
-          <w:rFonts w:ascii="SimSun" w:hAnsi="SimSun" w:eastAsia="宋体"/>
-          <w:b w:val="0"/>
-          <w:sz w:val="20"/>
-        </w:rPr>
-        <w:t>答：________________________________________________________________________________</w:t>
-      </w:r>
-    </w:p>
-    <w:p/>
-    <w:p>
-      <w:pPr>
-        <w:spacing w:after="80"/>
-      </w:pPr>
-      <w:r>
-        <w:rPr>
-          <w:rFonts w:ascii="SimSun" w:hAnsi="SimSun" w:eastAsia="宋体"/>
-          <w:b/>
-          <w:sz w:val="22"/>
-        </w:rPr>
-        <w:t>36. 化简：sin⁶x+cos⁶x。</w:t>
-      </w:r>
-    </w:p>
-    <w:p>
-      <w:r>
-        <w:rPr>
-          <w:rFonts w:ascii="SimSun" w:hAnsi="SimSun" w:eastAsia="宋体"/>
-          <w:b w:val="0"/>
-          <w:sz w:val="20"/>
-        </w:rPr>
-        <w:t>答：________________________________________________________________________________</w:t>
-      </w:r>
-    </w:p>
-    <w:p>
-      <w:r>
-        <w:rPr>
-          <w:rFonts w:ascii="SimSun" w:hAnsi="SimSun" w:eastAsia="宋体"/>
-          <w:b w:val="0"/>
-          <w:sz w:val="20"/>
-        </w:rPr>
-        <w:t>答：________________________________________________________________________________</w:t>
-      </w:r>
-    </w:p>
-    <w:p>
-      <w:r>
-        <w:rPr>
-          <w:rFonts w:ascii="SimSun" w:hAnsi="SimSun" w:eastAsia="宋体"/>
-          <w:b w:val="0"/>
-          <w:sz w:val="20"/>
-        </w:rPr>
-        <w:t>答：________________________________________________________________________________</w:t>
-      </w:r>
-    </w:p>
-    <w:p>
-      <w:pPr>
-        <w:spacing w:after="80"/>
-      </w:pPr>
-      <w:r>
-        <w:rPr>
-          <w:rFonts w:ascii="SimSun" w:hAnsi="SimSun" w:eastAsia="宋体"/>
-          <w:b/>
-          <w:sz w:val="22"/>
-        </w:rPr>
-        <w:t>37. 证明：sin x+sin(x+120°)+sin(x-120°)=0。</w:t>
-      </w:r>
-    </w:p>
-    <w:p>
-      <w:r>
-        <w:rPr>
-          <w:rFonts w:ascii="SimSun" w:hAnsi="SimSun" w:eastAsia="宋体"/>
-          <w:b w:val="0"/>
-          <w:sz w:val="20"/>
-        </w:rPr>
-        <w:t>答：________________________________________________________________________________</w:t>
-      </w:r>
-    </w:p>
-    <w:p>
-      <w:r>
-        <w:rPr>
-          <w:rFonts w:ascii="SimSun" w:hAnsi="SimSun" w:eastAsia="宋体"/>
-          <w:b w:val="0"/>
-          <w:sz w:val="20"/>
-        </w:rPr>
-        <w:t>答：________________________________________________________________________________</w:t>
-      </w:r>
-    </w:p>
-    <w:p>
-      <w:r>
-        <w:rPr>
-          <w:rFonts w:ascii="SimSun" w:hAnsi="SimSun" w:eastAsia="宋体"/>
-          <w:b w:val="0"/>
-          <w:sz w:val="20"/>
-        </w:rPr>
-        <w:t>答：________________________________________________________________________________</w:t>
-      </w:r>
-    </w:p>
-    <w:p>
-      <w:pPr>
-        <w:spacing w:after="80"/>
-      </w:pPr>
-      <w:r>
-        <w:rPr>
-          <w:rFonts w:ascii="SimSun" w:hAnsi="SimSun" w:eastAsia="宋体"/>
-          <w:b/>
-          <w:sz w:val="22"/>
-        </w:rPr>
-        <w:t>38. 证明：cos x+cos(x+120°)+cos(x-120°)=0。</w:t>
-      </w:r>
-    </w:p>
-    <w:p>
-      <w:r>
-        <w:rPr>
-          <w:rFonts w:ascii="SimSun" w:hAnsi="SimSun" w:eastAsia="宋体"/>
-          <w:b w:val="0"/>
-          <w:sz w:val="20"/>
-        </w:rPr>
-        <w:t>答：________________________________________________________________________________</w:t>
-      </w:r>
-    </w:p>
-    <w:p>
-      <w:r>
-        <w:rPr>
-          <w:rFonts w:ascii="SimSun" w:hAnsi="SimSun" w:eastAsia="宋体"/>
-          <w:b w:val="0"/>
-          <w:sz w:val="20"/>
-        </w:rPr>
-        <w:t>答：________________________________________________________________________________</w:t>
-      </w:r>
-    </w:p>
-    <w:p>
-      <w:r>
-        <w:rPr>
-          <w:rFonts w:ascii="SimSun" w:hAnsi="SimSun" w:eastAsia="宋体"/>
-          <w:b w:val="0"/>
-          <w:sz w:val="20"/>
-        </w:rPr>
-        <w:t>答：________________________________________________________________________________</w:t>
-      </w:r>
-    </w:p>
-    <w:p>
-      <w:pPr>
-        <w:spacing w:after="80"/>
-      </w:pPr>
-      <w:r>
-        <w:rPr>
-          <w:rFonts w:ascii="SimSun" w:hAnsi="SimSun" w:eastAsia="宋体"/>
-          <w:b/>
-          <w:sz w:val="22"/>
-        </w:rPr>
-        <w:t>39. 证明：cos²x+cos²(x+120°)+cos²(x-120°)=3/2。</w:t>
-      </w:r>
-    </w:p>
-    <w:p>
-      <w:r>
-        <w:rPr>
-          <w:rFonts w:ascii="SimSun" w:hAnsi="SimSun" w:eastAsia="宋体"/>
-          <w:b w:val="0"/>
-          <w:sz w:val="20"/>
-        </w:rPr>
-        <w:t>答：________________________________________________________________________________</w:t>
-      </w:r>
-    </w:p>
-    <w:p>
-      <w:r>
-        <w:rPr>
-          <w:rFonts w:ascii="SimSun" w:hAnsi="SimSun" w:eastAsia="宋体"/>
-          <w:b w:val="0"/>
-          <w:sz w:val="20"/>
-        </w:rPr>
-        <w:t>答：________________________________________________________________________________</w:t>
-      </w:r>
-    </w:p>
-    <w:p>
-      <w:r>
-        <w:rPr>
-          <w:rFonts w:ascii="SimSun" w:hAnsi="SimSun" w:eastAsia="宋体"/>
-          <w:b w:val="0"/>
-          <w:sz w:val="20"/>
-        </w:rPr>
-        <w:t>答：________________________________________________________________________________</w:t>
-      </w:r>
-    </w:p>
-    <w:p>
-      <w:pPr>
-        <w:spacing w:after="80"/>
-      </w:pPr>
-      <w:r>
-        <w:rPr>
-          <w:rFonts w:ascii="SimSun" w:hAnsi="SimSun" w:eastAsia="宋体"/>
-          <w:b/>
-          <w:sz w:val="22"/>
-        </w:rPr>
-        <w:t>40. 证明：sin²x+sin²(x+120°)+sin²(x-120°)=3/2。</w:t>
-      </w:r>
-    </w:p>
-    <w:p>
-      <w:r>
-        <w:rPr>
-          <w:rFonts w:ascii="SimSun" w:hAnsi="SimSun" w:eastAsia="宋体"/>
-          <w:b w:val="0"/>
-          <w:sz w:val="20"/>
-        </w:rPr>
-        <w:t>答：________________________________________________________________________________</w:t>
-      </w:r>
-    </w:p>
-    <w:p>
-      <w:r>
-        <w:rPr>
-          <w:rFonts w:ascii="SimSun" w:hAnsi="SimSun" w:eastAsia="宋体"/>
-          <w:b w:val="0"/>
-          <w:sz w:val="20"/>
-        </w:rPr>
-        <w:t>答：________________________________________________________________________________</w:t>
-      </w:r>
-    </w:p>
-    <w:p>
-      <w:r>
-        <w:rPr>
-          <w:rFonts w:ascii="SimSun" w:hAnsi="SimSun" w:eastAsia="宋体"/>
-          <w:b w:val="0"/>
-          <w:sz w:val="20"/>
-        </w:rPr>
-        <w:t>答：________________________________________________________________________________</w:t>
-      </w:r>
-    </w:p>
-    <w:p/>
-    <w:p>
-      <w:pPr>
-        <w:spacing w:after="80"/>
-      </w:pPr>
-      <w:r>
-        <w:rPr>
-          <w:rFonts w:ascii="SimSun" w:hAnsi="SimSun" w:eastAsia="宋体"/>
-          <w:b/>
-          <w:sz w:val="22"/>
-        </w:rPr>
-        <w:t>41. 证明：sin x·sin(60°+x)·sin(60°-x)=1/4 sin 3x。</w:t>
-      </w:r>
-    </w:p>
-    <w:p>
-      <w:r>
-        <w:rPr>
-          <w:rFonts w:ascii="SimSun" w:hAnsi="SimSun" w:eastAsia="宋体"/>
-          <w:b w:val="0"/>
-          <w:sz w:val="20"/>
-        </w:rPr>
-        <w:t>答：________________________________________________________________________________</w:t>
-      </w:r>
-    </w:p>
-    <w:p>
-      <w:r>
-        <w:rPr>
-          <w:rFonts w:ascii="SimSun" w:hAnsi="SimSun" w:eastAsia="宋体"/>
-          <w:b w:val="0"/>
-          <w:sz w:val="20"/>
-        </w:rPr>
-        <w:t>答：________________________________________________________________________________</w:t>
-      </w:r>
-    </w:p>
-    <w:p>
-      <w:r>
-        <w:rPr>
-          <w:rFonts w:ascii="SimSun" w:hAnsi="SimSun" w:eastAsia="宋体"/>
-          <w:b w:val="0"/>
-          <w:sz w:val="20"/>
-        </w:rPr>
-        <w:t>答：________________________________________________________________________________</w:t>
-      </w:r>
-    </w:p>
-    <w:p>
-      <w:pPr>
-        <w:spacing w:after="80"/>
-      </w:pPr>
-      <w:r>
-        <w:rPr>
-          <w:rFonts w:ascii="SimSun" w:hAnsi="SimSun" w:eastAsia="宋体"/>
-          <w:b/>
-          <w:sz w:val="22"/>
-        </w:rPr>
-        <w:t>42. 证明：cos x·cos(60°+x)·cos(60°-x)=1/4 cos 3x。</w:t>
-      </w:r>
-    </w:p>
-    <w:p>
-      <w:r>
-        <w:rPr>
-          <w:rFonts w:ascii="SimSun" w:hAnsi="SimSun" w:eastAsia="宋体"/>
-          <w:b w:val="0"/>
-          <w:sz w:val="20"/>
-        </w:rPr>
-        <w:t>答：________________________________________________________________________________</w:t>
-      </w:r>
-    </w:p>
-    <w:p>
-      <w:r>
-        <w:rPr>
-          <w:rFonts w:ascii="SimSun" w:hAnsi="SimSun" w:eastAsia="宋体"/>
-          <w:b w:val="0"/>
-          <w:sz w:val="20"/>
-        </w:rPr>
-        <w:t>答：________________________________________________________________________________</w:t>
-      </w:r>
-    </w:p>
-    <w:p>
-      <w:r>
-        <w:rPr>
-          <w:rFonts w:ascii="SimSun" w:hAnsi="SimSun" w:eastAsia="宋体"/>
-          <w:b w:val="0"/>
-          <w:sz w:val="20"/>
-        </w:rPr>
-        <w:t>答：________________________________________________________________________________</w:t>
-      </w:r>
-    </w:p>
-    <w:p>
-      <w:pPr>
-        <w:spacing w:after="80"/>
-      </w:pPr>
-      <w:r>
-        <w:rPr>
-          <w:rFonts w:ascii="SimSun" w:hAnsi="SimSun" w:eastAsia="宋体"/>
-          <w:b/>
-          <w:sz w:val="22"/>
-        </w:rPr>
-        <w:t>43. 证明：tan x·tan(60°+x)·tan(60°-x)=tan 3x。</w:t>
-      </w:r>
-    </w:p>
-    <w:p>
-      <w:r>
-        <w:rPr>
-          <w:rFonts w:ascii="SimSun" w:hAnsi="SimSun" w:eastAsia="宋体"/>
-          <w:b w:val="0"/>
-          <w:sz w:val="20"/>
-        </w:rPr>
-        <w:t>答：________________________________________________________________________________</w:t>
-      </w:r>
-    </w:p>
-    <w:p>
-      <w:r>
-        <w:rPr>
-          <w:rFonts w:ascii="SimSun" w:hAnsi="SimSun" w:eastAsia="宋体"/>
-          <w:b w:val="0"/>
-          <w:sz w:val="20"/>
-        </w:rPr>
-        <w:t>答：________________________________________________________________________________</w:t>
-      </w:r>
-    </w:p>
-    <w:p>
-      <w:r>
-        <w:rPr>
-          <w:rFonts w:ascii="SimSun" w:hAnsi="SimSun" w:eastAsia="宋体"/>
-          <w:b w:val="0"/>
-          <w:sz w:val="20"/>
-        </w:rPr>
-        <w:t>答：________________________________________________________________________________</w:t>
-      </w:r>
-    </w:p>
-    <w:p>
-      <w:pPr>
-        <w:pStyle w:val="Heading1"/>
-      </w:pPr>
-      <w:r>
-        <w:rPr>
-          <w:rFonts w:ascii="SimSun" w:hAnsi="SimSun" w:eastAsia="宋体"/>
-          <w:b w:val="0"/>
-          <w:sz w:val="28"/>
-        </w:rPr>
-        <w:t>四、三角形内角关系综合</w:t>
-      </w:r>
-    </w:p>
-    <w:p>
-      <w:pPr>
-        <w:spacing w:after="80"/>
-      </w:pPr>
-      <w:r>
-        <w:rPr>
-          <w:rFonts w:ascii="SimSun" w:hAnsi="SimSun" w:eastAsia="宋体"/>
-          <w:b/>
-          <w:sz w:val="22"/>
-        </w:rPr>
-        <w:t>44. 若 A+B=45°，证明：tan A+tan B+tan A tan B=1。</w:t>
-      </w:r>
-    </w:p>
-    <w:p>
-      <w:r>
-        <w:rPr>
-          <w:rFonts w:ascii="SimSun" w:hAnsi="SimSun" w:eastAsia="宋体"/>
-          <w:b w:val="0"/>
-          <w:sz w:val="20"/>
-        </w:rPr>
-        <w:t>答：________________________________________________________________________________</w:t>
-      </w:r>
-    </w:p>
-    <w:p>
-      <w:r>
-        <w:rPr>
-          <w:rFonts w:ascii="SimSun" w:hAnsi="SimSun" w:eastAsia="宋体"/>
-          <w:b w:val="0"/>
-          <w:sz w:val="20"/>
-        </w:rPr>
-        <w:t>答：________________________________________________________________________________</w:t>
-      </w:r>
-    </w:p>
-    <w:p>
-      <w:r>
-        <w:rPr>
-          <w:rFonts w:ascii="SimSun" w:hAnsi="SimSun" w:eastAsia="宋体"/>
-          <w:b w:val="0"/>
-          <w:sz w:val="20"/>
-        </w:rPr>
-        <w:t>答：________________________________________________________________________________</w:t>
-      </w:r>
-    </w:p>
-    <w:p>
-      <w:pPr>
-        <w:spacing w:after="80"/>
-      </w:pPr>
-      <w:r>
-        <w:rPr>
-          <w:rFonts w:ascii="SimSun" w:hAnsi="SimSun" w:eastAsia="宋体"/>
-          <w:b/>
-          <w:sz w:val="22"/>
-        </w:rPr>
-        <w:t>45. 若 A+B=60°，化简 (tan A+tan B)/(1-tan A tan B)。</w:t>
-      </w:r>
-    </w:p>
-    <w:p>
-      <w:r>
-        <w:rPr>
-          <w:rFonts w:ascii="SimSun" w:hAnsi="SimSun" w:eastAsia="宋体"/>
-          <w:b w:val="0"/>
-          <w:sz w:val="20"/>
-        </w:rPr>
-        <w:t>答：________________________________________________________________________________</w:t>
-      </w:r>
-    </w:p>
-    <w:p>
-      <w:r>
-        <w:rPr>
-          <w:rFonts w:ascii="SimSun" w:hAnsi="SimSun" w:eastAsia="宋体"/>
-          <w:b w:val="0"/>
-          <w:sz w:val="20"/>
-        </w:rPr>
-        <w:t>答：________________________________________________________________________________</w:t>
-      </w:r>
-    </w:p>
-    <w:p>
-      <w:r>
-        <w:rPr>
-          <w:rFonts w:ascii="SimSun" w:hAnsi="SimSun" w:eastAsia="宋体"/>
-          <w:b w:val="0"/>
-          <w:sz w:val="20"/>
-        </w:rPr>
-        <w:t>答：________________________________________________________________________________</w:t>
-      </w:r>
-    </w:p>
-    <w:p/>
-    <w:p>
-      <w:pPr>
-        <w:spacing w:after="80"/>
-      </w:pPr>
-      <w:r>
-        <w:rPr>
-          <w:rFonts w:ascii="SimSun" w:hAnsi="SimSun" w:eastAsia="宋体"/>
-          <w:b/>
-          <w:sz w:val="22"/>
-        </w:rPr>
-        <w:t>46. 若 A+B+C=π，证明：sin 2A+sin 2B+sin 2C=4sin A sin B sin C。</w:t>
-      </w:r>
-    </w:p>
-    <w:p>
-      <w:r>
-        <w:rPr>
-          <w:rFonts w:ascii="SimSun" w:hAnsi="SimSun" w:eastAsia="宋体"/>
-          <w:b w:val="0"/>
-          <w:sz w:val="20"/>
-        </w:rPr>
-        <w:t>答：________________________________________________________________________________</w:t>
-      </w:r>
-    </w:p>
-    <w:p>
-      <w:r>
-        <w:rPr>
-          <w:rFonts w:ascii="SimSun" w:hAnsi="SimSun" w:eastAsia="宋体"/>
-          <w:b w:val="0"/>
-          <w:sz w:val="20"/>
-        </w:rPr>
-        <w:t>答：________________________________________________________________________________</w:t>
-      </w:r>
-    </w:p>
-    <w:p>
-      <w:r>
-        <w:rPr>
-          <w:rFonts w:ascii="SimSun" w:hAnsi="SimSun" w:eastAsia="宋体"/>
-          <w:b w:val="0"/>
-          <w:sz w:val="20"/>
-        </w:rPr>
-        <w:t>答：________________________________________________________________________________</w:t>
-      </w:r>
-    </w:p>
-    <w:p>
-      <w:pPr>
-        <w:spacing w:after="80"/>
-      </w:pPr>
-      <w:r>
-        <w:rPr>
-          <w:rFonts w:ascii="SimSun" w:hAnsi="SimSun" w:eastAsia="宋体"/>
-          <w:b/>
-          <w:sz w:val="22"/>
-        </w:rPr>
-        <w:t>47. 若 A+B+C=π，证明：cos²A+cos²B+cos²C+2cosAcosBcosC=1。</w:t>
-      </w:r>
-    </w:p>
-    <w:p>
-      <w:r>
-        <w:rPr>
-          <w:rFonts w:ascii="SimSun" w:hAnsi="SimSun" w:eastAsia="宋体"/>
-          <w:b w:val="0"/>
-          <w:sz w:val="20"/>
-        </w:rPr>
-        <w:t>答：________________________________________________________________________________</w:t>
-      </w:r>
-    </w:p>
-    <w:p>
-      <w:r>
-        <w:rPr>
-          <w:rFonts w:ascii="SimSun" w:hAnsi="SimSun" w:eastAsia="宋体"/>
-          <w:b w:val="0"/>
-          <w:sz w:val="20"/>
-        </w:rPr>
-        <w:t>答：________________________________________________________________________________</w:t>
-      </w:r>
-    </w:p>
-    <w:p>
-      <w:r>
-        <w:rPr>
-          <w:rFonts w:ascii="SimSun" w:hAnsi="SimSun" w:eastAsia="宋体"/>
-          <w:b w:val="0"/>
-          <w:sz w:val="20"/>
-        </w:rPr>
-        <w:t>答：________________________________________________________________________________</w:t>
-      </w:r>
-    </w:p>
-    <w:p>
-      <w:pPr>
-        <w:spacing w:after="80"/>
-      </w:pPr>
-      <w:r>
-        <w:rPr>
-          <w:rFonts w:ascii="SimSun" w:hAnsi="SimSun" w:eastAsia="宋体"/>
-          <w:b/>
-          <w:sz w:val="22"/>
-        </w:rPr>
-        <w:t>48. 若 A+B+C=π，证明：sin²A+sin²B+sin²C=2+2cosAcosBcosC。</w:t>
-      </w:r>
-    </w:p>
-    <w:p>
-      <w:r>
-        <w:rPr>
-          <w:rFonts w:ascii="SimSun" w:hAnsi="SimSun" w:eastAsia="宋体"/>
-          <w:b w:val="0"/>
-          <w:sz w:val="20"/>
-        </w:rPr>
-        <w:t>答：________________________________________________________________________________</w:t>
-      </w:r>
-    </w:p>
-    <w:p>
-      <w:r>
-        <w:rPr>
-          <w:rFonts w:ascii="SimSun" w:hAnsi="SimSun" w:eastAsia="宋体"/>
-          <w:b w:val="0"/>
-          <w:sz w:val="20"/>
-        </w:rPr>
-        <w:t>答：________________________________________________________________________________</w:t>
-      </w:r>
-    </w:p>
-    <w:p>
-      <w:r>
-        <w:rPr>
-          <w:rFonts w:ascii="SimSun" w:hAnsi="SimSun" w:eastAsia="宋体"/>
-          <w:b w:val="0"/>
-          <w:sz w:val="20"/>
-        </w:rPr>
-        <w:t>答：________________________________________________________________________________</w:t>
-      </w:r>
-    </w:p>
-    <w:p>
-      <w:pPr>
-        <w:spacing w:after="80"/>
-      </w:pPr>
-      <w:r>
-        <w:rPr>
-          <w:rFonts w:ascii="SimSun" w:hAnsi="SimSun" w:eastAsia="宋体"/>
-          <w:b/>
-          <w:sz w:val="22"/>
-        </w:rPr>
-        <w:t>49. 若 A+B+C=π，证明：sin A+sin B+sin C=4cos(A/2)cos(B/2)cos(C/2)。</w:t>
-      </w:r>
-    </w:p>
-    <w:p>
-      <w:r>
-        <w:rPr>
-          <w:rFonts w:ascii="SimSun" w:hAnsi="SimSun" w:eastAsia="宋体"/>
-          <w:b w:val="0"/>
-          <w:sz w:val="20"/>
-        </w:rPr>
-        <w:t>答：________________________________________________________________________________</w:t>
-      </w:r>
-    </w:p>
-    <w:p>
-      <w:r>
-        <w:rPr>
-          <w:rFonts w:ascii="SimSun" w:hAnsi="SimSun" w:eastAsia="宋体"/>
-          <w:b w:val="0"/>
-          <w:sz w:val="20"/>
-        </w:rPr>
-        <w:t>答：________________________________________________________________________________</w:t>
-      </w:r>
-    </w:p>
-    <w:p>
-      <w:r>
-        <w:rPr>
-          <w:rFonts w:ascii="SimSun" w:hAnsi="SimSun" w:eastAsia="宋体"/>
-          <w:b w:val="0"/>
-          <w:sz w:val="20"/>
-        </w:rPr>
-        <w:t>答：________________________________________________________________________________</w:t>
-      </w:r>
-    </w:p>
-    <w:p>
-      <w:pPr>
-        <w:spacing w:after="80"/>
-      </w:pPr>
-      <w:r>
-        <w:rPr>
-          <w:rFonts w:ascii="SimSun" w:hAnsi="SimSun" w:eastAsia="宋体"/>
-          <w:b/>
-          <w:sz w:val="22"/>
-        </w:rPr>
-        <w:t>50. 若 A+B+C=π，证明：cos A+cos B+cos C=1+4sin(A/2)sin(B/2)sin(C/2)。</w:t>
-      </w:r>
-    </w:p>
-    <w:p>
-      <w:r>
-        <w:rPr>
-          <w:rFonts w:ascii="SimSun" w:hAnsi="SimSun" w:eastAsia="宋体"/>
-          <w:b w:val="0"/>
-          <w:sz w:val="20"/>
-        </w:rPr>
-        <w:t>答：________________________________________________________________________________</w:t>
-      </w:r>
-    </w:p>
-    <w:p>
-      <w:r>
-        <w:rPr>
-          <w:rFonts w:ascii="SimSun" w:hAnsi="SimSun" w:eastAsia="宋体"/>
-          <w:b w:val="0"/>
-          <w:sz w:val="20"/>
-        </w:rPr>
-        <w:t>答：________________________________________________________________________________</w:t>
-      </w:r>
-    </w:p>
-    <w:p>
-      <w:r>
-        <w:rPr>
-          <w:rFonts w:ascii="SimSun" w:hAnsi="SimSun" w:eastAsia="宋体"/>
-          <w:b w:val="0"/>
-          <w:sz w:val="20"/>
-        </w:rPr>
-        <w:t>答：________________________________________________________________________________</w:t>
+        <w:t>50. 已知 x∈(0,π/2)，sinx+cosx=√5/2，求 tanx+cotx 与 cos4x。</w:t>
       </w:r>
     </w:p>
     <w:sectPr>
-      <w:footerReference w:type="default" r:id="rId9"/>
       <w:pgSz w:w="12240" w:h="15840"/>
-      <w:pgMar w:top="1020" w:right="1134" w:bottom="1020" w:left="1134" w:header="720" w:footer="720" w:gutter="0"/>
+      <w:pgMar w:top="1440" w:right="1800" w:bottom="1440" w:left="1800" w:header="720" w:footer="720" w:gutter="0"/>
       <w:cols w:space="720"/>
       <w:docGrid w:linePitch="360"/>
     </w:sectPr>
   </w:body>
 </w:document>
-</file>
-
-<file path=word/footer1.xml><?xml version="1.0" encoding="utf-8"?>
-<w:ftr xmlns:m="http://schemas.openxmlformats.org/officeDocument/2006/math" xmlns:mc="http://schemas.openxmlformats.org/markup-compatibility/2006" xmlns:mo="http://schemas.microsoft.com/office/mac/office/2008/main" xmlns:mv="urn:schemas-microsoft-com:mac:vml" xmlns:o="urn:schemas-microsoft-com:office:office" xmlns:r="http://schemas.openxmlformats.org/officeDocument/2006/relationships" xmlns:v="urn:schemas-microsoft-com:vml" xmlns:w10="urn:schemas-microsoft-com:office:word" xmlns:w14="http://schemas.microsoft.com/office/word/2010/wordml" xmlns:w="http://schemas.openxmlformats.org/wordprocessingml/2006/main" xmlns:wne="http://schemas.microsoft.com/office/word/2006/wordml" xmlns:wp14="http://schemas.microsoft.com/office/word/2010/wordprocessingDrawing" xmlns:wp="http://schemas.openxmlformats.org/drawingml/2006/wordprocessingDrawing" xmlns:wpc="http://schemas.microsoft.com/office/word/2010/wordprocessingCanvas" xmlns:wpg="http://schemas.microsoft.com/office/word/2010/wordprocessingGroup" xmlns:wpi="http://schemas.microsoft.com/office/word/2010/wordprocessingInk" xmlns:wps="http://schemas.microsoft.com/office/word/2010/wordprocessingShape" mc:Ignorable="w14 wp14">
-  <w:p>
-    <w:pPr>
-      <w:pStyle w:val="Footer"/>
-      <w:jc w:val="center"/>
-    </w:pPr>
-    <w:r>
-      <w:rPr>
-        <w:rFonts w:ascii="SimSun" w:hAnsi="SimSun" w:eastAsia="宋体"/>
-        <w:b w:val="0"/>
-        <w:sz w:val="18"/>
-      </w:rPr>
-      <w:t>高考130分以上难度：三角函数恒等变换习题册（50题）</w:t>
-    </w:r>
-  </w:p>
-</w:ftr>
 </file>
 
 <file path=word/numbering.xml><?xml version="1.0" encoding="utf-8"?>
@@ -2755,8 +644,8 @@
     <w:qFormat/>
     <w:rsid w:val="00FC693F"/>
     <w:rPr>
-      <w:rFonts w:ascii="SimSun" w:hAnsi="SimSun" w:eastAsia="宋体"/>
-      <w:sz w:val="21"/>
+      <w:rFonts w:ascii="Times New Roman" w:hAnsi="Times New Roman" w:eastAsia="宋体"/>
+      <w:sz w:val="22"/>
     </w:rPr>
   </w:style>
   <w:style w:type="paragraph" w:styleId="Header">
@@ -2818,7 +707,7 @@
       <w:outlineLvl w:val="0"/>
     </w:pPr>
     <w:rPr>
-      <w:rFonts w:asciiTheme="majorHAnsi" w:eastAsiaTheme="majorEastAsia" w:hAnsiTheme="majorHAnsi" w:cstheme="majorBidi" w:ascii="SimHei" w:hAnsi="SimHei" w:eastAsia="黑体"/>
+      <w:rFonts w:asciiTheme="majorHAnsi" w:eastAsiaTheme="majorEastAsia" w:hAnsiTheme="majorHAnsi" w:cstheme="majorBidi"/>
       <w:b/>
       <w:bCs/>
       <w:color w:val="365F91" w:themeColor="accent1" w:themeShade="BF"/>
@@ -2842,7 +731,7 @@
       <w:outlineLvl w:val="1"/>
     </w:pPr>
     <w:rPr>
-      <w:rFonts w:asciiTheme="majorHAnsi" w:eastAsiaTheme="majorEastAsia" w:hAnsiTheme="majorHAnsi" w:cstheme="majorBidi" w:ascii="SimHei" w:hAnsi="SimHei" w:eastAsia="黑体"/>
+      <w:rFonts w:asciiTheme="majorHAnsi" w:eastAsiaTheme="majorEastAsia" w:hAnsiTheme="majorHAnsi" w:cstheme="majorBidi"/>
       <w:b/>
       <w:bCs/>
       <w:color w:val="4F81BD" w:themeColor="accent1"/>
@@ -3190,10 +1079,6 @@
     <w:pPr>
       <w:spacing w:after="120"/>
     </w:pPr>
-    <w:rPr>
-      <w:rFonts w:ascii="SimSun" w:hAnsi="SimSun" w:eastAsia="宋体"/>
-      <w:sz w:val="21"/>
-    </w:rPr>
   </w:style>
   <w:style w:type="character" w:customStyle="1" w:styleId="BodyTextChar">
     <w:name w:val="Body Text Char"/>
